--- a/Результаты/Лабораторная_15_ЭМС_и_фильтрация.docx
+++ b/Результаты/Лабораторная_15_ЭМС_и_фильтрация.docx
@@ -31,7 +31,7 @@
     </w:p>
     <w:p>
       <w:r>
-        <w:t>Оценить спектр кондуктивных помех Buck/Boost-преобразователя, спроектировать EMI-фильтр и подтвердить ослабление помех.</w:t>
+        <w:t>Оценить спектр кондуктивных помех Buck/Boost, спроектировать EMI-фильтр и подтвердить ослабление.</w:t>
       </w:r>
     </w:p>
     <w:p>
@@ -39,7 +39,125 @@
         <w:pStyle w:val="Heading2"/>
       </w:pPr>
       <w:r>
-        <w:t>Инструменты</w:t>
+        <w:t>Теория и расчёт (до симуляции)</w:t>
+      </w:r>
+    </w:p>
+    <w:p>
+      <w:r>
+        <w:t xml:space="preserve">LC-фильтр 2-го порядка: спад 40 дБ/декаду выше </w:t>
+      </w:r>
+      <w:r>
+        <w:rPr>
+          <w:rFonts w:ascii="Consolas" w:hAnsi="Consolas"/>
+          <w:color w:val="C03030"/>
+          <w:sz w:val="20"/>
+        </w:rPr>
+        <w:t>f_c = 1/(2π√(LC))</w:t>
+      </w:r>
+      <w:r>
+        <w:t>.</w:t>
+      </w:r>
+    </w:p>
+    <w:p>
+      <w:r>
+        <w:t xml:space="preserve">Нужно ослабить помеху на 150 кГц на ~40 дБ → </w:t>
+      </w:r>
+      <w:r>
+        <w:rPr>
+          <w:rFonts w:ascii="Consolas" w:hAnsi="Consolas"/>
+          <w:color w:val="C03030"/>
+          <w:sz w:val="20"/>
+        </w:rPr>
+        <w:t>f_c ≈ 15 кГц</w:t>
+      </w:r>
+      <w:r>
+        <w:t>.</w:t>
+      </w:r>
+    </w:p>
+    <w:p>
+      <w:r>
+        <w:t xml:space="preserve">Выбор: </w:t>
+      </w:r>
+      <w:r>
+        <w:rPr>
+          <w:rFonts w:ascii="Consolas" w:hAnsi="Consolas"/>
+          <w:color w:val="C03030"/>
+          <w:sz w:val="20"/>
+        </w:rPr>
+        <w:t>L_ф = 100 мкГн</w:t>
+      </w:r>
+      <w:r>
+        <w:t xml:space="preserve">, </w:t>
+      </w:r>
+      <w:r>
+        <w:rPr>
+          <w:rFonts w:ascii="Consolas" w:hAnsi="Consolas"/>
+          <w:color w:val="C03030"/>
+          <w:sz w:val="20"/>
+        </w:rPr>
+        <w:t>C_ф = 1 мкФ</w:t>
+      </w:r>
+      <w:r>
+        <w:t xml:space="preserve"> → </w:t>
+      </w:r>
+      <w:r>
+        <w:rPr>
+          <w:rFonts w:ascii="Consolas" w:hAnsi="Consolas"/>
+          <w:color w:val="C03030"/>
+          <w:sz w:val="20"/>
+        </w:rPr>
+        <w:t>f_c = 1/(2π√(100e-6·1e-6)) ≈ 16 кГц</w:t>
+      </w:r>
+      <w:r>
+        <w:t>. ✓</w:t>
+      </w:r>
+    </w:p>
+    <w:p>
+      <w:r>
+        <w:t>────────────────────────────────────────</w:t>
+      </w:r>
+    </w:p>
+    <w:p>
+      <w:pPr>
+        <w:pStyle w:val="Heading2"/>
+      </w:pPr>
+      <w:r>
+        <w:t>Часть A. Модель помех (LTspice)</w:t>
+      </w:r>
+    </w:p>
+    <w:p>
+      <w:pPr>
+        <w:pStyle w:val="Heading3"/>
+      </w:pPr>
+      <w:r>
+        <w:t>A1. Схема с LISN</w:t>
+      </w:r>
+    </w:p>
+    <w:p>
+      <w:pPr>
+        <w:pStyle w:val="ListNumber"/>
+      </w:pPr>
+      <w:r>
+        <w:t>Возьмите Buck из ЛР-09 (</w:t>
+      </w:r>
+      <w:r>
+        <w:rPr>
+          <w:rFonts w:ascii="Consolas" w:hAnsi="Consolas"/>
+          <w:color w:val="C03030"/>
+          <w:sz w:val="20"/>
+        </w:rPr>
+        <w:t>f_sw = 100 кГц</w:t>
+      </w:r>
+      <w:r>
+        <w:t>).</w:t>
+      </w:r>
+    </w:p>
+    <w:p>
+      <w:pPr>
+        <w:pStyle w:val="ListNumber"/>
+      </w:pPr>
+      <w:r>
+        <w:t>Между источником и преобразователем включите упрощённый LISN:</w:t>
       </w:r>
     </w:p>
     <w:p>
@@ -47,7 +165,115 @@
         <w:pStyle w:val="ListBullet"/>
       </w:pPr>
       <w:r>
-        <w:t>LTspice (модель с LISN, .four / FFT) или MATLAB/Simulink.</w:t>
+        <w:t xml:space="preserve">последовательно </w:t>
+      </w:r>
+      <w:r>
+        <w:rPr>
+          <w:rFonts w:ascii="Consolas" w:hAnsi="Consolas"/>
+          <w:color w:val="C03030"/>
+          <w:sz w:val="20"/>
+        </w:rPr>
+        <w:t>50 мкГн</w:t>
+      </w:r>
+      <w:r>
+        <w:t xml:space="preserve">, параллельно к измерению </w:t>
+      </w:r>
+      <w:r>
+        <w:rPr>
+          <w:rFonts w:ascii="Consolas" w:hAnsi="Consolas"/>
+          <w:color w:val="C03030"/>
+          <w:sz w:val="20"/>
+        </w:rPr>
+        <w:t>0.1 мкФ</w:t>
+      </w:r>
+      <w:r>
+        <w:t xml:space="preserve"> + </w:t>
+      </w:r>
+      <w:r>
+        <w:rPr>
+          <w:rFonts w:ascii="Consolas" w:hAnsi="Consolas"/>
+          <w:color w:val="C03030"/>
+          <w:sz w:val="20"/>
+        </w:rPr>
+        <w:t>50 Ом</w:t>
+      </w:r>
+      <w:r>
+        <w:t xml:space="preserve"> (резистор приёмника).</w:t>
+      </w:r>
+    </w:p>
+    <w:p>
+      <w:pPr>
+        <w:pStyle w:val="ListNumber"/>
+      </w:pPr>
+      <w:r>
+        <w:t>Точка измерения — напряжение на 50-Ом резисторе LISN.</w:t>
+      </w:r>
+    </w:p>
+    <w:p>
+      <w:pPr>
+        <w:pStyle w:val="Heading3"/>
+      </w:pPr>
+      <w:r>
+        <w:t>A2. Спектральный анализ</w:t>
+      </w:r>
+    </w:p>
+    <w:p>
+      <w:pPr>
+        <w:pStyle w:val="ListNumber"/>
+      </w:pPr>
+      <w:r>
+        <w:rPr>
+          <w:rFonts w:ascii="Consolas" w:hAnsi="Consolas"/>
+          <w:color w:val="C03030"/>
+          <w:sz w:val="20"/>
+        </w:rPr>
+        <w:t>.tran 0 2m 1m 10n</w:t>
+      </w:r>
+      <w:r>
+        <w:t xml:space="preserve"> (достаточно точек для FFT).</w:t>
+      </w:r>
+    </w:p>
+    <w:p>
+      <w:pPr>
+        <w:pStyle w:val="ListNumber"/>
+      </w:pPr>
+      <w:r>
+        <w:t xml:space="preserve">ПКМ по кривой напряжения LISN → </w:t>
+      </w:r>
+      <w:r>
+        <w:rPr>
+          <w:rFonts w:ascii="Consolas" w:hAnsi="Consolas"/>
+          <w:color w:val="C03030"/>
+          <w:sz w:val="20"/>
+        </w:rPr>
+        <w:t>View → FFT</w:t>
+      </w:r>
+      <w:r>
+        <w:t>. Диапазон 10 кГц…30 МГц, лог. масштаб.</w:t>
+      </w:r>
+    </w:p>
+    <w:p>
+      <w:pPr>
+        <w:pStyle w:val="ListNumber"/>
+      </w:pPr>
+      <w:r>
+        <w:t xml:space="preserve">Определите доминирующие пики: на </w:t>
+      </w:r>
+      <w:r>
+        <w:rPr>
+          <w:rFonts w:ascii="Consolas" w:hAnsi="Consolas"/>
+          <w:color w:val="C03030"/>
+          <w:sz w:val="20"/>
+        </w:rPr>
+        <w:t>f_sw = 100 кГц</w:t>
+      </w:r>
+      <w:r>
+        <w:t xml:space="preserve"> и гармониках.</w:t>
+      </w:r>
+    </w:p>
+    <w:p>
+      <w:r>
+        <w:t>────────────────────────────────────────</w:t>
       </w:r>
     </w:p>
     <w:p>
@@ -55,7 +281,15 @@
         <w:pStyle w:val="Heading2"/>
       </w:pPr>
       <w:r>
-        <w:t>Задание</w:t>
+        <w:t>Часть B. EMI-фильтр</w:t>
+      </w:r>
+    </w:p>
+    <w:p>
+      <w:pPr>
+        <w:pStyle w:val="Heading3"/>
+      </w:pPr>
+      <w:r>
+        <w:t>B1. Установка фильтра</w:t>
       </w:r>
     </w:p>
     <w:p>
@@ -63,7 +297,29 @@
         <w:pStyle w:val="ListNumber"/>
       </w:pPr>
       <w:r>
-        <w:t>К входу преобразователя (из ЛР-09) добавьте упрощённую модель LISN.</w:t>
+        <w:t xml:space="preserve">На вход преобразователя (после LISN) добавьте </w:t>
+      </w:r>
+      <w:r>
+        <w:rPr>
+          <w:rFonts w:ascii="Consolas" w:hAnsi="Consolas"/>
+          <w:color w:val="C03030"/>
+          <w:sz w:val="20"/>
+        </w:rPr>
+        <w:t>L_ф = 100 мкГн</w:t>
+      </w:r>
+      <w:r>
+        <w:t xml:space="preserve"> (последовательно) + </w:t>
+      </w:r>
+      <w:r>
+        <w:rPr>
+          <w:rFonts w:ascii="Consolas" w:hAnsi="Consolas"/>
+          <w:color w:val="C03030"/>
+          <w:sz w:val="20"/>
+        </w:rPr>
+        <w:t>C_ф = 1 мкФ</w:t>
+      </w:r>
+      <w:r>
+        <w:t xml:space="preserve"> (параллельно, X-конденсатор).</w:t>
       </w:r>
     </w:p>
     <w:p>
@@ -71,7 +327,26 @@
         <w:pStyle w:val="ListNumber"/>
       </w:pPr>
       <w:r>
-        <w:t>Снимите спектр тока/напряжения помех в диапазоне 150 кГц–30 МГц (логарифмический масштаб).</w:t>
+        <w:t xml:space="preserve">(Опционально) добавьте Y-конденсаторы </w:t>
+      </w:r>
+      <w:r>
+        <w:rPr>
+          <w:rFonts w:ascii="Consolas" w:hAnsi="Consolas"/>
+          <w:color w:val="C03030"/>
+          <w:sz w:val="20"/>
+        </w:rPr>
+        <w:t>2.2 нФ</w:t>
+      </w:r>
+      <w:r>
+        <w:t xml:space="preserve"> на землю для CM-помех.</w:t>
+      </w:r>
+    </w:p>
+    <w:p>
+      <w:pPr>
+        <w:pStyle w:val="Heading3"/>
+      </w:pPr>
+      <w:r>
+        <w:t>B2. Повторный спектр</w:t>
       </w:r>
     </w:p>
     <w:p>
@@ -79,7 +354,7 @@
         <w:pStyle w:val="ListNumber"/>
       </w:pPr>
       <w:r>
-        <w:t>Определите частоту и уровень доминирующих помех (DM-составляющая).</w:t>
+        <w:t>Снова снимите спектр напряжения на LISN.</w:t>
       </w:r>
     </w:p>
     <w:p>
@@ -87,7 +362,40 @@
         <w:pStyle w:val="ListNumber"/>
       </w:pPr>
       <w:r>
-        <w:t>Рассчитайте LC EMI-фильтр под требуемое ослабление, добавьте на вход.</w:t>
+        <w:t xml:space="preserve">Сравните уровни на </w:t>
+      </w:r>
+      <w:r>
+        <w:rPr>
+          <w:rFonts w:ascii="Consolas" w:hAnsi="Consolas"/>
+          <w:color w:val="C03030"/>
+          <w:sz w:val="20"/>
+        </w:rPr>
+        <w:t>100 кГц</w:t>
+      </w:r>
+      <w:r>
+        <w:t xml:space="preserve">, </w:t>
+      </w:r>
+      <w:r>
+        <w:rPr>
+          <w:rFonts w:ascii="Consolas" w:hAnsi="Consolas"/>
+          <w:color w:val="C03030"/>
+          <w:sz w:val="20"/>
+        </w:rPr>
+        <w:t>200 кГц</w:t>
+      </w:r>
+      <w:r>
+        <w:t xml:space="preserve">, </w:t>
+      </w:r>
+      <w:r>
+        <w:rPr>
+          <w:rFonts w:ascii="Consolas" w:hAnsi="Consolas"/>
+          <w:color w:val="C03030"/>
+          <w:sz w:val="20"/>
+        </w:rPr>
+        <w:t>150 кГц</w:t>
+      </w:r>
+      <w:r>
+        <w:t xml:space="preserve"> до и после фильтра.</w:t>
       </w:r>
     </w:p>
     <w:p>
@@ -95,7 +403,23 @@
         <w:pStyle w:val="ListNumber"/>
       </w:pPr>
       <w:r>
-        <w:t>Повторите измерение спектра, оцените ослабление в дБ на ключевых частотах.</w:t>
+        <w:t xml:space="preserve">Вычислите ослабление в дБ: </w:t>
+      </w:r>
+      <w:r>
+        <w:rPr>
+          <w:rFonts w:ascii="Consolas" w:hAnsi="Consolas"/>
+          <w:color w:val="C03030"/>
+          <w:sz w:val="20"/>
+        </w:rPr>
+        <w:t>Δ = 20·log10(U_до/U_после)</w:t>
+      </w:r>
+      <w:r>
+        <w:t>.</w:t>
+      </w:r>
+    </w:p>
+    <w:p>
+      <w:r>
+        <w:t>────────────────────────────────────────</w:t>
       </w:r>
     </w:p>
     <w:p>
@@ -103,32 +427,32 @@
         <w:pStyle w:val="Heading2"/>
       </w:pPr>
       <w:r>
-        <w:t>Расчётная часть</w:t>
+        <w:t>Таблица результатов</w:t>
       </w:r>
     </w:p>
     <w:p>
       <w:r>
-        <w:t>| Частота | Уровень без фильтра | Уровень с фильтром | Ослабление, дБ |</w:t>
+        <w:t>| Частота | Уровень без фильтра, дБмкВ | С фильтром, дБмкВ | Ослабление, дБ |</w:t>
       </w:r>
     </w:p>
     <w:p>
       <w:r>
-        <w:t>|---------|---------------------|--------------------|----------------|</w:t>
+        <w:t>|---------|----------------------------|--------------------|----------------|</w:t>
       </w:r>
     </w:p>
     <w:p>
       <w:r>
-        <w:t>| f_sw | | | |</w:t>
-      </w:r>
-    </w:p>
-    <w:p>
-      <w:r>
-        <w:t>| 2·f_sw | | | |</w:t>
+        <w:t>| 100 кГц (f_sw) | | | |</w:t>
       </w:r>
     </w:p>
     <w:p>
       <w:r>
         <w:t>| 150 кГц | | | |</w:t>
+      </w:r>
+    </w:p>
+    <w:p>
+      <w:r>
+        <w:t>| 200 кГц | | | |</w:t>
       </w:r>
     </w:p>
     <w:p>
@@ -144,7 +468,18 @@
         <w:pStyle w:val="ListNumber"/>
       </w:pPr>
       <w:r>
-        <w:t>Как f_sw и фронты переключения определяют спектр помех?</w:t>
+        <w:t xml:space="preserve">Как </w:t>
+      </w:r>
+      <w:r>
+        <w:rPr>
+          <w:rFonts w:ascii="Consolas" w:hAnsi="Consolas"/>
+          <w:color w:val="C03030"/>
+          <w:sz w:val="20"/>
+        </w:rPr>
+        <w:t>f_sw</w:t>
+      </w:r>
+      <w:r>
+        <w:t xml:space="preserve"> и фронты переключения определяют спектр помех?</w:t>
       </w:r>
     </w:p>
     <w:p>
@@ -152,7 +487,15 @@
         <w:pStyle w:val="ListNumber"/>
       </w:pPr>
       <w:r>
-        <w:t>Почему фильтр оценивают именно с моделью LISN?</w:t>
+        <w:t>Почему помехи оценивают именно с моделью LISN?</w:t>
+      </w:r>
+    </w:p>
+    <w:p>
+      <w:pPr>
+        <w:pStyle w:val="ListNumber"/>
+      </w:pPr>
+      <w:r>
+        <w:t>Чем CM-помехи отличаются от DM по путям протекания?</w:t>
       </w:r>
     </w:p>
     <w:p>
@@ -173,7 +516,7 @@
     </w:p>
     <w:p>
       <w:r>
-        <w:t>Цель → схема с LISN → спектр до фильтра → расчёт фильтра → спектр после → таблица ослабления → выводы.</w:t>
+        <w:t>Цель → расчёт фильтра → схема с LISN → спектр до фильтра → спектр после → таблица ослабления → выводы.</w:t>
       </w:r>
     </w:p>
     <w:sectPr>
